--- a/TJF_Resume.docx
+++ b/TJF_Resume.docx
@@ -166,6 +166,7 @@
         <w:rPr>
           <w:rFonts w:ascii="Palatino Linotype" w:cs="Palatino Linotype" w:eastAsia="Palatino Linotype" w:hAnsi="Palatino Linotype"/>
           <w:b w:val="1"/>
+          <w:bCs w:val="1"/>
           <w:smallCaps w:val="1"/>
           <w:sz w:val="52"/>
           <w:szCs w:val="52"/>
@@ -175,6 +176,7 @@
         <w:rPr>
           <w:rFonts w:ascii="Palatino Linotype" w:cs="Palatino Linotype" w:eastAsia="Palatino Linotype" w:hAnsi="Palatino Linotype"/>
           <w:b w:val="1"/>
+          <w:bCs w:val="1"/>
           <w:smallCaps w:val="1"/>
           <w:sz w:val="52"/>
           <w:szCs w:val="52"/>
@@ -294,29 +296,7 @@
           <w:szCs w:val="28"/>
           <w:rtl w:val="0"/>
         </w:rPr>
-        <w:t xml:space="preserve">Developer and designer with a focus on complex UX problem-solving.</w:t>
-      </w:r>
-    </w:p>
-    <w:p>
-      <w:pPr>
-        <w:pageBreakBefore w:val="0"/>
-        <w:jc w:val="center"/>
-        <w:rPr>
-          <w:rFonts w:ascii="Palatino Linotype" w:cs="Palatino Linotype" w:eastAsia="Palatino Linotype" w:hAnsi="Palatino Linotype"/>
-          <w:color w:val="7f7f7f"/>
-          <w:sz w:val="28"/>
-          <w:szCs w:val="28"/>
-        </w:rPr>
-      </w:pPr>
-      <w:r>
-        <w:rPr>
-          <w:rFonts w:ascii="Palatino Linotype" w:cs="Palatino Linotype" w:eastAsia="Palatino Linotype" w:hAnsi="Palatino Linotype"/>
-          <w:color w:val="7f7f7f"/>
-          <w:sz w:val="28"/>
-          <w:szCs w:val="28"/>
-          <w:rtl w:val="0"/>
-        </w:rPr>
-        <w:t xml:space="preserve">I want to close the gap between thought and creation.</w:t>
+        <w:t xml:space="preserve">Front-end architect with a focus on complex UX &amp; DX problem-solving.</w:t>
       </w:r>
     </w:p>
     <w:p>
@@ -455,132 +435,139 @@
         <w:ind w:left="360" w:hanging="360"/>
         <w:rPr>
           <w:rFonts w:ascii="Palatino Linotype" w:cs="Palatino Linotype" w:eastAsia="Palatino Linotype" w:hAnsi="Palatino Linotype"/>
+        </w:rPr>
+      </w:pPr>
+      <w:r>
+        <w:rPr>
+          <w:rFonts w:ascii="Palatino Linotype" w:cs="Palatino Linotype" w:eastAsia="Palatino Linotype" w:hAnsi="Palatino Linotype"/>
+          <w:b w:val="1"/>
+          <w:bCs w:val="1"/>
+          <w:rtl w:val="0"/>
+        </w:rPr>
+        <w:t xml:space="preserve">Development</w:t>
+      </w:r>
+      <w:r>
+        <w:rPr>
+          <w:rFonts w:ascii="Palatino Linotype" w:cs="Palatino Linotype" w:eastAsia="Palatino Linotype" w:hAnsi="Palatino Linotype"/>
           <w:color w:val="000000"/>
+          <w:rtl w:val="0"/>
+        </w:rPr>
+        <w:t xml:space="preserve">: fluent in HTML, CSS, </w:t>
+      </w:r>
+      <w:r>
+        <w:rPr>
+          <w:rFonts w:ascii="Palatino Linotype" w:cs="Palatino Linotype" w:eastAsia="Palatino Linotype" w:hAnsi="Palatino Linotype"/>
+          <w:rtl w:val="0"/>
+        </w:rPr>
+        <w:t xml:space="preserve">TypeScript / </w:t>
+      </w:r>
+      <w:r>
+        <w:rPr>
+          <w:rFonts w:ascii="Palatino Linotype" w:cs="Palatino Linotype" w:eastAsia="Palatino Linotype" w:hAnsi="Palatino Linotype"/>
+          <w:color w:val="000000"/>
+          <w:rtl w:val="0"/>
+        </w:rPr>
+        <w:t xml:space="preserve">JavaScript</w:t>
+      </w:r>
+      <w:r>
+        <w:rPr>
+          <w:rFonts w:ascii="Palatino Linotype" w:cs="Palatino Linotype" w:eastAsia="Palatino Linotype" w:hAnsi="Palatino Linotype"/>
+          <w:rtl w:val="0"/>
+        </w:rPr>
+        <w:t xml:space="preserve">, and React, </w:t>
+      </w:r>
+      <w:r>
+        <w:rPr>
+          <w:rFonts w:ascii="Palatino Linotype" w:cs="Palatino Linotype" w:eastAsia="Palatino Linotype" w:hAnsi="Palatino Linotype"/>
+          <w:color w:val="000000"/>
+          <w:rtl w:val="0"/>
+        </w:rPr>
+        <w:t xml:space="preserve">favoring function</w:t>
+      </w:r>
+      <w:r>
+        <w:rPr>
+          <w:rFonts w:ascii="Palatino Linotype" w:cs="Palatino Linotype" w:eastAsia="Palatino Linotype" w:hAnsi="Palatino Linotype"/>
+          <w:rtl w:val="0"/>
+        </w:rPr>
+        <w:t xml:space="preserve">al reactive approaches</w:t>
+      </w:r>
+      <w:r>
+        <w:rPr>
+          <w:rFonts w:ascii="Palatino Linotype" w:cs="Palatino Linotype" w:eastAsia="Palatino Linotype" w:hAnsi="Palatino Linotype"/>
+          <w:color w:val="000000"/>
+          <w:rtl w:val="0"/>
+        </w:rPr>
+        <w:t xml:space="preserve">; familiar with</w:t>
+      </w:r>
+      <w:r>
+        <w:rPr>
+          <w:rFonts w:ascii="Palatino Linotype" w:cs="Palatino Linotype" w:eastAsia="Palatino Linotype" w:hAnsi="Palatino Linotype"/>
+          <w:rtl w:val="0"/>
+        </w:rPr>
+        <w:t xml:space="preserve"> </w:t>
+      </w:r>
+      <w:r>
+        <w:rPr>
+          <w:rFonts w:ascii="Palatino Linotype" w:cs="Palatino Linotype" w:eastAsia="Palatino Linotype" w:hAnsi="Palatino Linotype"/>
+          <w:color w:val="000000"/>
+          <w:rtl w:val="0"/>
+        </w:rPr>
+        <w:t xml:space="preserve">PHP, </w:t>
+      </w:r>
+      <w:r>
+        <w:rPr>
+          <w:rFonts w:ascii="Palatino Linotype" w:cs="Palatino Linotype" w:eastAsia="Palatino Linotype" w:hAnsi="Palatino Linotype"/>
+          <w:rtl w:val="0"/>
+        </w:rPr>
+        <w:t xml:space="preserve">Java, Python, </w:t>
+      </w:r>
+      <w:r>
+        <w:rPr>
+          <w:rFonts w:ascii="Palatino Linotype" w:cs="Palatino Linotype" w:eastAsia="Palatino Linotype" w:hAnsi="Palatino Linotype"/>
+          <w:color w:val="000000"/>
+          <w:rtl w:val="0"/>
+        </w:rPr>
+        <w:t xml:space="preserve">and Node.js</w:t>
+      </w:r>
+      <w:r>
+        <w:rPr>
+          <w:rtl w:val="0"/>
+        </w:rPr>
+      </w:r>
+    </w:p>
+    <w:p>
+      <w:pPr>
+        <w:pageBreakBefore w:val="0"/>
+        <w:spacing w:before="120" w:lineRule="auto"/>
+        <w:ind w:left="0" w:firstLine="0"/>
+        <w:rPr>
+          <w:rFonts w:ascii="Palatino Linotype" w:cs="Palatino Linotype" w:eastAsia="Palatino Linotype" w:hAnsi="Palatino Linotype"/>
         </w:rPr>
       </w:pPr>
       <w:r>
         <w:rPr>
           <w:rFonts w:ascii="Palatino Linotype" w:cs="Palatino Linotype" w:eastAsia="Palatino Linotype" w:hAnsi="Palatino Linotype"/>
           <w:b w:val="1"/>
-          <w:rtl w:val="0"/>
-        </w:rPr>
-        <w:t xml:space="preserve">Development</w:t>
-      </w:r>
-      <w:r>
-        <w:rPr>
-          <w:rFonts w:ascii="Palatino Linotype" w:cs="Palatino Linotype" w:eastAsia="Palatino Linotype" w:hAnsi="Palatino Linotype"/>
-          <w:color w:val="000000"/>
-          <w:rtl w:val="0"/>
-        </w:rPr>
-        <w:t xml:space="preserve">: fluent in HTML, CSS, React, </w:t>
-      </w:r>
-      <w:r>
-        <w:rPr>
-          <w:rFonts w:ascii="Palatino Linotype" w:cs="Palatino Linotype" w:eastAsia="Palatino Linotype" w:hAnsi="Palatino Linotype"/>
-          <w:rtl w:val="0"/>
-        </w:rPr>
-        <w:t xml:space="preserve">TypeScript / </w:t>
-      </w:r>
-      <w:r>
-        <w:rPr>
-          <w:rFonts w:ascii="Palatino Linotype" w:cs="Palatino Linotype" w:eastAsia="Palatino Linotype" w:hAnsi="Palatino Linotype"/>
-          <w:color w:val="000000"/>
-          <w:rtl w:val="0"/>
-        </w:rPr>
-        <w:t xml:space="preserve">JavaScript</w:t>
-      </w:r>
-      <w:r>
-        <w:rPr>
-          <w:rFonts w:ascii="Palatino Linotype" w:cs="Palatino Linotype" w:eastAsia="Palatino Linotype" w:hAnsi="Palatino Linotype"/>
-          <w:rtl w:val="0"/>
-        </w:rPr>
-        <w:t xml:space="preserve">, </w:t>
-      </w:r>
-      <w:r>
-        <w:rPr>
-          <w:rFonts w:ascii="Palatino Linotype" w:cs="Palatino Linotype" w:eastAsia="Palatino Linotype" w:hAnsi="Palatino Linotype"/>
-          <w:color w:val="000000"/>
-          <w:rtl w:val="0"/>
-        </w:rPr>
-        <w:t xml:space="preserve">favoring function</w:t>
-      </w:r>
-      <w:r>
-        <w:rPr>
-          <w:rFonts w:ascii="Palatino Linotype" w:cs="Palatino Linotype" w:eastAsia="Palatino Linotype" w:hAnsi="Palatino Linotype"/>
-          <w:rtl w:val="0"/>
-        </w:rPr>
-        <w:t xml:space="preserve">al reactive approaches</w:t>
-      </w:r>
-      <w:r>
-        <w:rPr>
-          <w:rFonts w:ascii="Palatino Linotype" w:cs="Palatino Linotype" w:eastAsia="Palatino Linotype" w:hAnsi="Palatino Linotype"/>
-          <w:color w:val="000000"/>
-          <w:rtl w:val="0"/>
-        </w:rPr>
-        <w:t xml:space="preserve">; familiar with</w:t>
-      </w:r>
-      <w:r>
-        <w:rPr>
-          <w:rFonts w:ascii="Palatino Linotype" w:cs="Palatino Linotype" w:eastAsia="Palatino Linotype" w:hAnsi="Palatino Linotype"/>
-          <w:rtl w:val="0"/>
-        </w:rPr>
-        <w:t xml:space="preserve"> SVG, Canvas, d3, </w:t>
-      </w:r>
-      <w:r>
-        <w:rPr>
-          <w:rFonts w:ascii="Palatino Linotype" w:cs="Palatino Linotype" w:eastAsia="Palatino Linotype" w:hAnsi="Palatino Linotype"/>
-          <w:color w:val="000000"/>
-          <w:rtl w:val="0"/>
-        </w:rPr>
-        <w:t xml:space="preserve">PHP, </w:t>
-      </w:r>
-      <w:r>
-        <w:rPr>
-          <w:rFonts w:ascii="Palatino Linotype" w:cs="Palatino Linotype" w:eastAsia="Palatino Linotype" w:hAnsi="Palatino Linotype"/>
-          <w:rtl w:val="0"/>
-        </w:rPr>
-        <w:t xml:space="preserve">Java, Python, </w:t>
-      </w:r>
-      <w:r>
-        <w:rPr>
-          <w:rFonts w:ascii="Palatino Linotype" w:cs="Palatino Linotype" w:eastAsia="Palatino Linotype" w:hAnsi="Palatino Linotype"/>
-          <w:color w:val="000000"/>
-          <w:rtl w:val="0"/>
-        </w:rPr>
-        <w:t xml:space="preserve">and Node.js</w:t>
-      </w:r>
-    </w:p>
-    <w:p>
-      <w:pPr>
-        <w:pageBreakBefore w:val="0"/>
-        <w:spacing w:before="120" w:lineRule="auto"/>
-        <w:ind w:left="360" w:hanging="360"/>
-        <w:rPr>
-          <w:rFonts w:ascii="Palatino Linotype" w:cs="Palatino Linotype" w:eastAsia="Palatino Linotype" w:hAnsi="Palatino Linotype"/>
-        </w:rPr>
-      </w:pPr>
-      <w:r>
+          <w:bCs w:val="1"/>
+          <w:rtl w:val="0"/>
+        </w:rPr>
+        <w:t xml:space="preserve">Tools:</w:t>
+      </w:r>
+      <w:r>
+        <w:rPr>
+          <w:rFonts w:ascii="Palatino Linotype" w:cs="Palatino Linotype" w:eastAsia="Palatino Linotype" w:hAnsi="Palatino Linotype"/>
+          <w:rtl w:val="0"/>
+        </w:rPr>
+        <w:t xml:space="preserve"> confident implementing application performance monitoring (DataDog); feature flagging (LaunchDarkly); CI/CD pipelines &amp; processes (GitLab); user authentication (Auth0), localization &amp; internationalization; component libraries &amp; styleguides</w:t>
+      </w:r>
+    </w:p>
+    <w:p>
+      <w:pPr>
+        <w:pageBreakBefore w:val="0"/>
         <w:rPr>
           <w:rFonts w:ascii="Palatino Linotype" w:cs="Palatino Linotype" w:eastAsia="Palatino Linotype" w:hAnsi="Palatino Linotype"/>
           <w:b w:val="1"/>
-          <w:rtl w:val="0"/>
-        </w:rPr>
-        <w:t xml:space="preserve">UI/UX</w:t>
-      </w:r>
-      <w:r>
-        <w:rPr>
-          <w:rFonts w:ascii="Palatino Linotype" w:cs="Palatino Linotype" w:eastAsia="Palatino Linotype" w:hAnsi="Palatino Linotype"/>
-          <w:rtl w:val="0"/>
-        </w:rPr>
-        <w:t xml:space="preserve">: comfortable drafting mockups and wireframes, designing workflows, performing user and stakeholder interviews, and building component styleguides</w:t>
-      </w:r>
-    </w:p>
-    <w:p>
-      <w:pPr>
-        <w:pageBreakBefore w:val="0"/>
-        <w:rPr>
-          <w:rFonts w:ascii="Palatino Linotype" w:cs="Palatino Linotype" w:eastAsia="Palatino Linotype" w:hAnsi="Palatino Linotype"/>
-          <w:b w:val="1"/>
+          <w:bCs w:val="1"/>
           <w:color w:val="000000"/>
           <w:sz w:val="20"/>
           <w:szCs w:val="20"/>
@@ -718,6 +705,7 @@
         <w:rPr>
           <w:rFonts w:ascii="Palatino Linotype" w:cs="Palatino Linotype" w:eastAsia="Palatino Linotype" w:hAnsi="Palatino Linotype"/>
           <w:b w:val="1"/>
+          <w:bCs w:val="1"/>
           <w:smallCaps w:val="1"/>
           <w:sz w:val="28"/>
           <w:szCs w:val="28"/>
@@ -729,6 +717,7 @@
         <w:rPr>
           <w:rFonts w:ascii="Palatino Linotype" w:cs="Palatino Linotype" w:eastAsia="Palatino Linotype" w:hAnsi="Palatino Linotype"/>
           <w:i w:val="1"/>
+          <w:iCs w:val="1"/>
           <w:sz w:val="28"/>
           <w:szCs w:val="28"/>
           <w:rtl w:val="0"/>
@@ -748,6 +737,7 @@
         <w:rPr>
           <w:rFonts w:ascii="Palatino Linotype" w:cs="Palatino Linotype" w:eastAsia="Palatino Linotype" w:hAnsi="Palatino Linotype"/>
           <w:i w:val="1"/>
+          <w:iCs w:val="1"/>
           <w:rtl w:val="0"/>
         </w:rPr>
         <w:t xml:space="preserve">Mar 2021</w:t>
@@ -756,6 +746,7 @@
         <w:rPr>
           <w:rFonts w:ascii="Palatino Linotype" w:cs="Palatino Linotype" w:eastAsia="Palatino Linotype" w:hAnsi="Palatino Linotype"/>
           <w:i w:val="1"/>
+          <w:iCs w:val="1"/>
           <w:rtl w:val="0"/>
         </w:rPr>
         <w:t xml:space="preserve">–*</w:t>
@@ -927,6 +918,7 @@
         <w:rPr>
           <w:rFonts w:ascii="Palatino Linotype" w:cs="Palatino Linotype" w:eastAsia="Palatino Linotype" w:hAnsi="Palatino Linotype"/>
           <w:b w:val="1"/>
+          <w:bCs w:val="1"/>
           <w:smallCaps w:val="1"/>
           <w:sz w:val="28"/>
           <w:szCs w:val="28"/>
@@ -938,6 +930,7 @@
         <w:rPr>
           <w:rFonts w:ascii="Palatino Linotype" w:cs="Palatino Linotype" w:eastAsia="Palatino Linotype" w:hAnsi="Palatino Linotype"/>
           <w:i w:val="1"/>
+          <w:iCs w:val="1"/>
           <w:sz w:val="28"/>
           <w:szCs w:val="28"/>
           <w:rtl w:val="0"/>
@@ -957,6 +950,7 @@
         <w:rPr>
           <w:rFonts w:ascii="Palatino Linotype" w:cs="Palatino Linotype" w:eastAsia="Palatino Linotype" w:hAnsi="Palatino Linotype"/>
           <w:i w:val="1"/>
+          <w:iCs w:val="1"/>
           <w:rtl w:val="0"/>
         </w:rPr>
         <w:t xml:space="preserve">Jun 2018–Dec 2020</w:t>
@@ -1163,6 +1157,7 @@
         <w:rPr>
           <w:rFonts w:ascii="Palatino Linotype" w:cs="Palatino Linotype" w:eastAsia="Palatino Linotype" w:hAnsi="Palatino Linotype"/>
           <w:b w:val="1"/>
+          <w:bCs w:val="1"/>
           <w:smallCaps w:val="1"/>
           <w:sz w:val="28"/>
           <w:szCs w:val="28"/>
@@ -1183,6 +1178,7 @@
         <w:rPr>
           <w:rFonts w:ascii="Palatino Linotype" w:cs="Palatino Linotype" w:eastAsia="Palatino Linotype" w:hAnsi="Palatino Linotype"/>
           <w:i w:val="1"/>
+          <w:iCs w:val="1"/>
           <w:sz w:val="28"/>
           <w:szCs w:val="28"/>
           <w:rtl w:val="0"/>
@@ -1203,6 +1199,7 @@
         <w:rPr>
           <w:rFonts w:ascii="Palatino Linotype" w:cs="Palatino Linotype" w:eastAsia="Palatino Linotype" w:hAnsi="Palatino Linotype"/>
           <w:i w:val="1"/>
+          <w:iCs w:val="1"/>
           <w:rtl w:val="0"/>
         </w:rPr>
         <w:t xml:space="preserve">Apr 2014–May 2018</w:t>
@@ -1403,6 +1400,7 @@
         <w:rPr>
           <w:rFonts w:ascii="Palatino Linotype" w:cs="Palatino Linotype" w:eastAsia="Palatino Linotype" w:hAnsi="Palatino Linotype"/>
           <w:b w:val="1"/>
+          <w:bCs w:val="1"/>
           <w:smallCaps w:val="1"/>
           <w:sz w:val="28"/>
           <w:szCs w:val="28"/>
@@ -1428,6 +1426,7 @@
         <w:rPr>
           <w:rFonts w:ascii="Palatino Linotype" w:cs="Palatino Linotype" w:eastAsia="Palatino Linotype" w:hAnsi="Palatino Linotype"/>
           <w:b w:val="1"/>
+          <w:bCs w:val="1"/>
           <w:smallCaps w:val="1"/>
           <w:sz w:val="28"/>
           <w:szCs w:val="28"/>
@@ -1448,6 +1447,7 @@
         <w:rPr>
           <w:rFonts w:ascii="Palatino Linotype" w:cs="Palatino Linotype" w:eastAsia="Palatino Linotype" w:hAnsi="Palatino Linotype"/>
           <w:i w:val="1"/>
+          <w:iCs w:val="1"/>
           <w:sz w:val="28"/>
           <w:szCs w:val="28"/>
           <w:rtl w:val="0"/>
@@ -1459,6 +1459,7 @@
         <w:rPr>
           <w:rFonts w:ascii="Palatino Linotype" w:cs="Palatino Linotype" w:eastAsia="Palatino Linotype" w:hAnsi="Palatino Linotype"/>
           <w:i w:val="1"/>
+          <w:iCs w:val="1"/>
           <w:rtl w:val="0"/>
         </w:rPr>
         <w:t xml:space="preserve">Feb 2013–Aug 2013</w:t>
@@ -1493,7 +1494,9 @@
         <w:rPr>
           <w:rFonts w:ascii="Palatino Linotype" w:cs="Palatino Linotype" w:eastAsia="Palatino Linotype" w:hAnsi="Palatino Linotype"/>
           <w:b w:val="0"/>
+          <w:bCs w:val="0"/>
           <w:i w:val="0"/>
+          <w:iCs w:val="0"/>
           <w:smallCaps w:val="0"/>
           <w:strike w:val="0"/>
           <w:sz w:val="24"/>
@@ -1507,7 +1510,9 @@
         <w:rPr>
           <w:rFonts w:ascii="Palatino Linotype" w:cs="Palatino Linotype" w:eastAsia="Palatino Linotype" w:hAnsi="Palatino Linotype"/>
           <w:b w:val="0"/>
+          <w:bCs w:val="0"/>
           <w:i w:val="0"/>
+          <w:iCs w:val="0"/>
           <w:smallCaps w:val="0"/>
           <w:strike w:val="0"/>
           <w:color w:val="000000"/>
@@ -1545,7 +1550,9 @@
         <w:rPr>
           <w:rFonts w:ascii="Palatino Linotype" w:cs="Palatino Linotype" w:eastAsia="Palatino Linotype" w:hAnsi="Palatino Linotype"/>
           <w:b w:val="0"/>
+          <w:bCs w:val="0"/>
           <w:i w:val="0"/>
+          <w:iCs w:val="0"/>
           <w:smallCaps w:val="0"/>
           <w:strike w:val="0"/>
           <w:sz w:val="24"/>
@@ -1559,7 +1566,9 @@
         <w:rPr>
           <w:rFonts w:ascii="Palatino Linotype" w:cs="Palatino Linotype" w:eastAsia="Palatino Linotype" w:hAnsi="Palatino Linotype"/>
           <w:b w:val="0"/>
+          <w:bCs w:val="0"/>
           <w:i w:val="0"/>
+          <w:iCs w:val="0"/>
           <w:smallCaps w:val="0"/>
           <w:strike w:val="0"/>
           <w:color w:val="000000"/>
@@ -1597,7 +1606,9 @@
         <w:rPr>
           <w:rFonts w:ascii="Palatino Linotype" w:cs="Palatino Linotype" w:eastAsia="Palatino Linotype" w:hAnsi="Palatino Linotype"/>
           <w:b w:val="0"/>
+          <w:bCs w:val="0"/>
           <w:i w:val="0"/>
+          <w:iCs w:val="0"/>
           <w:smallCaps w:val="0"/>
           <w:strike w:val="0"/>
           <w:sz w:val="24"/>
@@ -1611,7 +1622,9 @@
         <w:rPr>
           <w:rFonts w:ascii="Palatino Linotype" w:cs="Palatino Linotype" w:eastAsia="Palatino Linotype" w:hAnsi="Palatino Linotype"/>
           <w:b w:val="0"/>
+          <w:bCs w:val="0"/>
           <w:i w:val="0"/>
+          <w:iCs w:val="0"/>
           <w:smallCaps w:val="0"/>
           <w:strike w:val="0"/>
           <w:color w:val="000000"/>
@@ -1649,7 +1662,9 @@
         <w:rPr>
           <w:rFonts w:ascii="Palatino Linotype" w:cs="Palatino Linotype" w:eastAsia="Palatino Linotype" w:hAnsi="Palatino Linotype"/>
           <w:b w:val="0"/>
+          <w:bCs w:val="0"/>
           <w:i w:val="0"/>
+          <w:iCs w:val="0"/>
           <w:smallCaps w:val="0"/>
           <w:strike w:val="0"/>
           <w:sz w:val="24"/>
@@ -1670,7 +1685,9 @@
         <w:rPr>
           <w:rFonts w:ascii="Palatino Linotype" w:cs="Palatino Linotype" w:eastAsia="Palatino Linotype" w:hAnsi="Palatino Linotype"/>
           <w:b w:val="0"/>
+          <w:bCs w:val="0"/>
           <w:i w:val="0"/>
+          <w:iCs w:val="0"/>
           <w:smallCaps w:val="0"/>
           <w:strike w:val="0"/>
           <w:color w:val="000000"/>
@@ -1694,7 +1711,9 @@
         <w:rPr>
           <w:rFonts w:ascii="Palatino Linotype" w:cs="Palatino Linotype" w:eastAsia="Palatino Linotype" w:hAnsi="Palatino Linotype"/>
           <w:b w:val="0"/>
+          <w:bCs w:val="0"/>
           <w:i w:val="0"/>
+          <w:iCs w:val="0"/>
           <w:smallCaps w:val="0"/>
           <w:strike w:val="0"/>
           <w:color w:val="000000"/>
@@ -1735,6 +1754,7 @@
         <w:rPr>
           <w:rFonts w:ascii="Palatino Linotype" w:cs="Palatino Linotype" w:eastAsia="Palatino Linotype" w:hAnsi="Palatino Linotype"/>
           <w:b w:val="1"/>
+          <w:bCs w:val="1"/>
           <w:smallCaps w:val="1"/>
           <w:sz w:val="28"/>
           <w:szCs w:val="28"/>
@@ -1755,6 +1775,7 @@
         <w:rPr>
           <w:rFonts w:ascii="Palatino Linotype" w:cs="Palatino Linotype" w:eastAsia="Palatino Linotype" w:hAnsi="Palatino Linotype"/>
           <w:i w:val="1"/>
+          <w:iCs w:val="1"/>
           <w:sz w:val="28"/>
           <w:szCs w:val="28"/>
           <w:rtl w:val="0"/>
@@ -1774,6 +1795,7 @@
         <w:rPr>
           <w:rFonts w:ascii="Palatino Linotype" w:cs="Palatino Linotype" w:eastAsia="Palatino Linotype" w:hAnsi="Palatino Linotype"/>
           <w:i w:val="1"/>
+          <w:iCs w:val="1"/>
           <w:rtl w:val="0"/>
         </w:rPr>
         <w:t xml:space="preserve">Apr 2010–Nov 2012</w:t>
@@ -1808,7 +1830,9 @@
         <w:rPr>
           <w:rFonts w:ascii="Palatino Linotype" w:cs="Palatino Linotype" w:eastAsia="Palatino Linotype" w:hAnsi="Palatino Linotype"/>
           <w:b w:val="0"/>
+          <w:bCs w:val="0"/>
           <w:i w:val="0"/>
+          <w:iCs w:val="0"/>
           <w:smallCaps w:val="0"/>
           <w:strike w:val="0"/>
           <w:sz w:val="24"/>
@@ -1822,7 +1846,9 @@
         <w:rPr>
           <w:rFonts w:ascii="Palatino Linotype" w:cs="Palatino Linotype" w:eastAsia="Palatino Linotype" w:hAnsi="Palatino Linotype"/>
           <w:b w:val="0"/>
+          <w:bCs w:val="0"/>
           <w:i w:val="0"/>
+          <w:iCs w:val="0"/>
           <w:smallCaps w:val="0"/>
           <w:strike w:val="0"/>
           <w:color w:val="000000"/>
@@ -1860,7 +1886,9 @@
         <w:rPr>
           <w:rFonts w:ascii="Palatino Linotype" w:cs="Palatino Linotype" w:eastAsia="Palatino Linotype" w:hAnsi="Palatino Linotype"/>
           <w:b w:val="0"/>
+          <w:bCs w:val="0"/>
           <w:i w:val="0"/>
+          <w:iCs w:val="0"/>
           <w:smallCaps w:val="0"/>
           <w:strike w:val="0"/>
           <w:sz w:val="24"/>
@@ -1874,7 +1902,9 @@
         <w:rPr>
           <w:rFonts w:ascii="Palatino Linotype" w:cs="Palatino Linotype" w:eastAsia="Palatino Linotype" w:hAnsi="Palatino Linotype"/>
           <w:b w:val="0"/>
+          <w:bCs w:val="0"/>
           <w:i w:val="0"/>
+          <w:iCs w:val="0"/>
           <w:smallCaps w:val="0"/>
           <w:strike w:val="0"/>
           <w:color w:val="000000"/>
@@ -1912,7 +1942,9 @@
         <w:rPr>
           <w:rFonts w:ascii="Palatino Linotype" w:cs="Palatino Linotype" w:eastAsia="Palatino Linotype" w:hAnsi="Palatino Linotype"/>
           <w:b w:val="0"/>
+          <w:bCs w:val="0"/>
           <w:i w:val="0"/>
+          <w:iCs w:val="0"/>
           <w:smallCaps w:val="0"/>
           <w:strike w:val="0"/>
           <w:sz w:val="24"/>
@@ -1926,7 +1958,9 @@
         <w:rPr>
           <w:rFonts w:ascii="Palatino Linotype" w:cs="Palatino Linotype" w:eastAsia="Palatino Linotype" w:hAnsi="Palatino Linotype"/>
           <w:b w:val="0"/>
+          <w:bCs w:val="0"/>
           <w:i w:val="0"/>
+          <w:iCs w:val="0"/>
           <w:smallCaps w:val="0"/>
           <w:strike w:val="0"/>
           <w:color w:val="000000"/>
@@ -1964,7 +1998,9 @@
         <w:rPr>
           <w:rFonts w:ascii="Palatino Linotype" w:cs="Palatino Linotype" w:eastAsia="Palatino Linotype" w:hAnsi="Palatino Linotype"/>
           <w:b w:val="0"/>
+          <w:bCs w:val="0"/>
           <w:i w:val="0"/>
+          <w:iCs w:val="0"/>
           <w:smallCaps w:val="0"/>
           <w:strike w:val="0"/>
           <w:sz w:val="24"/>
@@ -1978,7 +2014,9 @@
         <w:rPr>
           <w:rFonts w:ascii="Palatino Linotype" w:cs="Palatino Linotype" w:eastAsia="Palatino Linotype" w:hAnsi="Palatino Linotype"/>
           <w:b w:val="0"/>
+          <w:bCs w:val="0"/>
           <w:i w:val="0"/>
+          <w:iCs w:val="0"/>
           <w:smallCaps w:val="0"/>
           <w:strike w:val="0"/>
           <w:color w:val="000000"/>
@@ -2640,11 +2678,19 @@
       <w:pPr/>
     </w:pPrDefault>
   </w:docDefaults>
+  <w:style w:type="table" w:styleId="TableNormal" w:default="1">
+    <w:name w:val="TableNormal"/>
+    <w:tblPr>
+      <w:tblCellMar>
+        <w:top w:w="100.0" w:type="dxa"/>
+        <w:left w:w="100.0" w:type="dxa"/>
+        <w:bottom w:w="100.0" w:type="dxa"/>
+        <w:right w:w="100.0" w:type="dxa"/>
+      </w:tblCellMar>
+    </w:tblPr>
+  </w:style>
   <w:style w:type="paragraph" w:styleId="Normal" w:default="1">
     <w:name w:val="normal"/>
-  </w:style>
-  <w:style w:type="table" w:styleId="TableNormal" w:default="1">
-    <w:name w:val="TableNormal"/>
   </w:style>
   <w:style w:type="paragraph" w:styleId="Heading1">
     <w:name w:val="heading 1"/>
@@ -2658,6 +2704,7 @@
     </w:pPr>
     <w:rPr>
       <w:b w:val="1"/>
+      <w:bCs w:val="1"/>
       <w:sz w:val="48"/>
       <w:szCs w:val="48"/>
     </w:rPr>
@@ -2674,6 +2721,7 @@
     </w:pPr>
     <w:rPr>
       <w:b w:val="1"/>
+      <w:bCs w:val="1"/>
       <w:sz w:val="36"/>
       <w:szCs w:val="36"/>
     </w:rPr>
@@ -2690,6 +2738,7 @@
     </w:pPr>
     <w:rPr>
       <w:b w:val="1"/>
+      <w:bCs w:val="1"/>
       <w:sz w:val="28"/>
       <w:szCs w:val="28"/>
     </w:rPr>
@@ -2706,6 +2755,7 @@
     </w:pPr>
     <w:rPr>
       <w:b w:val="1"/>
+      <w:bCs w:val="1"/>
       <w:sz w:val="24"/>
       <w:szCs w:val="24"/>
     </w:rPr>
@@ -2722,6 +2772,7 @@
     </w:pPr>
     <w:rPr>
       <w:b w:val="1"/>
+      <w:bCs w:val="1"/>
       <w:sz w:val="22"/>
       <w:szCs w:val="22"/>
     </w:rPr>
@@ -2738,6 +2789,7 @@
     </w:pPr>
     <w:rPr>
       <w:b w:val="1"/>
+      <w:bCs w:val="1"/>
       <w:sz w:val="20"/>
       <w:szCs w:val="20"/>
     </w:rPr>
@@ -2754,6 +2806,7 @@
     </w:pPr>
     <w:rPr>
       <w:b w:val="1"/>
+      <w:bCs w:val="1"/>
       <w:sz w:val="72"/>
       <w:szCs w:val="72"/>
     </w:rPr>
@@ -2878,6 +2931,7 @@
     <w:rPr>
       <w:rFonts w:ascii="Georgia" w:cs="Georgia" w:eastAsia="Georgia" w:hAnsi="Georgia"/>
       <w:i w:val="1"/>
+      <w:iCs w:val="1"/>
       <w:color w:val="666666"/>
       <w:sz w:val="48"/>
       <w:szCs w:val="48"/>

--- a/TJF_Resume.docx
+++ b/TJF_Resume.docx
@@ -527,19 +527,25 @@
           <w:color w:val="000000"/>
           <w:rtl w:val="0"/>
         </w:rPr>
-        <w:t xml:space="preserve">and Node.js</w:t>
-      </w:r>
-      <w:r>
-        <w:rPr>
-          <w:rtl w:val="0"/>
-        </w:rPr>
-      </w:r>
-    </w:p>
-    <w:p>
-      <w:pPr>
-        <w:pageBreakBefore w:val="0"/>
-        <w:spacing w:before="120" w:lineRule="auto"/>
-        <w:ind w:left="0" w:firstLine="0"/>
+        <w:t xml:space="preserve">and </w:t>
+      </w:r>
+      <w:r>
+        <w:rPr>
+          <w:rFonts w:ascii="Palatino Linotype" w:cs="Palatino Linotype" w:eastAsia="Palatino Linotype" w:hAnsi="Palatino Linotype"/>
+          <w:rtl w:val="0"/>
+        </w:rPr>
+        <w:t xml:space="preserve">Node.js</w:t>
+      </w:r>
+      <w:r>
+        <w:rPr>
+          <w:rtl w:val="0"/>
+        </w:rPr>
+      </w:r>
+    </w:p>
+    <w:p>
+      <w:pPr>
+        <w:spacing w:after="200" w:before="120" w:lineRule="auto"/>
+        <w:ind w:left="360"/>
         <w:rPr>
           <w:rFonts w:ascii="Palatino Linotype" w:cs="Palatino Linotype" w:eastAsia="Palatino Linotype" w:hAnsi="Palatino Linotype"/>
         </w:rPr>
@@ -551,37 +557,25 @@
           <w:bCs w:val="1"/>
           <w:rtl w:val="0"/>
         </w:rPr>
-        <w:t xml:space="preserve">Tools:</w:t>
-      </w:r>
-      <w:r>
-        <w:rPr>
-          <w:rFonts w:ascii="Palatino Linotype" w:cs="Palatino Linotype" w:eastAsia="Palatino Linotype" w:hAnsi="Palatino Linotype"/>
-          <w:rtl w:val="0"/>
-        </w:rPr>
-        <w:t xml:space="preserve"> confident implementing application performance monitoring (DataDog); feature flagging (LaunchDarkly); CI/CD pipelines &amp; processes (GitLab); user authentication (Auth0), localization &amp; internationalization; component libraries &amp; styleguides</w:t>
-      </w:r>
-    </w:p>
-    <w:p>
-      <w:pPr>
-        <w:pageBreakBefore w:val="0"/>
-        <w:rPr>
-          <w:rFonts w:ascii="Palatino Linotype" w:cs="Palatino Linotype" w:eastAsia="Palatino Linotype" w:hAnsi="Palatino Linotype"/>
-          <w:b w:val="1"/>
-          <w:bCs w:val="1"/>
-          <w:color w:val="000000"/>
-          <w:sz w:val="20"/>
-          <w:szCs w:val="20"/>
-        </w:rPr>
-      </w:pPr>
-      <w:r>
-        <w:rPr>
-          <w:rtl w:val="0"/>
-        </w:rPr>
-      </w:r>
-    </w:p>
-    <w:p>
-      <w:pPr>
-        <w:pageBreakBefore w:val="0"/>
+        <w:t xml:space="preserve">Tools</w:t>
+      </w:r>
+      <w:r>
+        <w:rPr>
+          <w:rFonts w:ascii="Palatino Linotype" w:cs="Palatino Linotype" w:eastAsia="Palatino Linotype" w:hAnsi="Palatino Linotype"/>
+          <w:rtl w:val="0"/>
+        </w:rPr>
+        <w:t xml:space="preserve">: confident implementing application performance monitoring (DataDog); feature flagging (LaunchDarkly); CI/CD pipelines &amp; processes (GitLab); user authentication (Auth0), localization &amp; internationalization; component libraries &amp; styleguides</w:t>
+      </w:r>
+      <w:r>
+        <w:rPr>
+          <w:rtl w:val="0"/>
+        </w:rPr>
+      </w:r>
+    </w:p>
+    <w:p>
+      <w:pPr>
+        <w:pageBreakBefore w:val="0"/>
+        <w:spacing w:after="120" w:lineRule="auto"/>
         <w:rPr>
           <w:rFonts w:ascii="Palatino Linotype" w:cs="Palatino Linotype" w:eastAsia="Palatino Linotype" w:hAnsi="Palatino Linotype"/>
           <w:color w:val="595959"/>
